--- a/WEB_APP_TESTING_GUIDE.docx
+++ b/WEB_APP_TESTING_GUIDE.docx
@@ -35,12 +35,12 @@
     </w:p>
     <w:p>
       <w:r>
-        <w:t>This guide lets you experience FieldLoop the same way each of its real users would — a FieldLoop staff member, a contracting business owner, and a field technician — so you can judge for yourself whether the product does what the business needs it to do.</w:t>
-      </w:r>
-    </w:p>
-    <w:p>
-      <w:r>
-        <w:t>No technical knowledge is required anywhere in this guide. You won't need to install any software (except one app on your phone, covered in Part C), write anything, or understand how the system works behind the scenes. Just follow the steps, look at what happens, and use the short checklist at the end of each section to confirm it worked the way it's described.</w:t>
+        <w:t>This guide lets you experience FieldLoop the same way each of its real users would — a FieldLoop staff member overseeing the whole platform, a FieldLoop staff member onboarding a brand-new contracting business, and the contracting business owner running their day-to-day operations — so you can judge for yourself whether the product does what the business needs it to do.</w:t>
+      </w:r>
+    </w:p>
+    <w:p>
+      <w:r>
+        <w:t>No technical knowledge is required anywhere in this guide. You won't need to install any software, write anything, or understand how the system works behind the scenes. Just follow the steps, look at what happens, and use the short checklist at the end of each section to confirm it worked the way it's described.</w:t>
       </w:r>
     </w:p>
     <w:p>
@@ -137,15 +137,7 @@
         <w:pStyle w:val="24"/>
       </w:pPr>
       <w:r>
-        <w:t>A laptop or desktop computer for the Admin and Contractor experiences (Parts A and B).</w:t>
-      </w:r>
-    </w:p>
-    <w:p>
-      <w:pPr>
-        <w:pStyle w:val="24"/>
-      </w:pPr>
-      <w:r>
-        <w:t>A smartphone with the FieldLoop technician app installed for the Technician experience (Part C) — your team will provide the install link separately.</w:t>
+        <w:t>A laptop or desktop computer with a web browser (Chrome or Microsoft Edge) — that's all you need for every part of this guide.</w:t>
       </w:r>
     </w:p>
     <w:p>
@@ -330,11 +322,8 @@
             <w:tcW w:w="2804" w:type="dxa"/>
           </w:tcPr>
           <w:p>
-            <w:pPr>
-              <w:spacing w:after="0" w:line="240" w:lineRule="auto"/>
-            </w:pPr>
             <w:r>
-              <w:t>FieldLoop Admin (staff oversight view)</w:t>
+              <w:t>FieldLoop Admin / Staff (covers Parts A and C)</w:t>
             </w:r>
           </w:p>
         </w:tc>
@@ -377,7 +366,7 @@
           <w:color w:val="1E744D"/>
           <w:sz w:val="30"/>
         </w:rPr>
-        <w:t xml:space="preserve">The </w:t>
+        <w:t>The three Experiences at a Glance</w:t>
       </w:r>
       <w:r>
         <w:rPr>
@@ -387,7 +376,6 @@
           <w:sz w:val="30"/>
           <w:lang w:val="en-IN"/>
         </w:rPr>
-        <w:t xml:space="preserve">two </w:t>
       </w:r>
       <w:r>
         <w:rPr>
@@ -395,7 +383,6 @@
           <w:color w:val="1E744D"/>
           <w:sz w:val="30"/>
         </w:rPr>
-        <w:t>Experiences at a Glance</w:t>
       </w:r>
     </w:p>
     <w:p>
@@ -659,6 +646,38 @@
           </w:p>
         </w:tc>
       </w:tr>
+      <w:tr>
+        <w:tc>
+          <w:tcPr>
+            <w:tcW w:type="dxa" w:w="2880"/>
+          </w:tcPr>
+          <w:p>
+            <w:r>
+              <w:t>Part C — Registration Dashboard</w:t>
+            </w:r>
+          </w:p>
+        </w:tc>
+        <w:tc>
+          <w:tcPr>
+            <w:tcW w:type="dxa" w:w="2880"/>
+          </w:tcPr>
+          <w:p>
+            <w:r>
+              <w:t>FieldLoop's own staff (the same Admin login as Part A)</w:t>
+            </w:r>
+          </w:p>
+        </w:tc>
+        <w:tc>
+          <w:tcPr>
+            <w:tcW w:type="dxa" w:w="2880"/>
+          </w:tcPr>
+          <w:p>
+            <w:r>
+              <w:t>Where a brand-new contracting business is registered, verified, and activated onto the platform, and given its own login for the Contractor Dashboard</w:t>
+            </w:r>
+          </w:p>
+        </w:tc>
+      </w:tr>
     </w:tbl>
     <w:p/>
     <w:p>
@@ -2330,6 +2349,780 @@
       </w:r>
     </w:p>
     <w:p/>
+    <w:p>
+      <w:pPr>
+        <w:pStyle w:val="2"/>
+      </w:pPr>
+      <w:r>
+        <w:t>PART C — Registration Dashboard (Onboarding a New Contractor)</w:t>
+      </w:r>
+    </w:p>
+    <w:p>
+      <w:pPr/>
+      <w:r>
+        <w:t>This is the tool FieldLoop’s own staff use to bring a brand-new contracting business onto the platform — verifying who they are, checking their licensing and insurance, setting up how they get paid, and finally switching them on as a live, paying customer. It’s also where staff look up and manage any contractor’s file after the fact.</w:t>
+      </w:r>
+    </w:p>
+    <w:p>
+      <w:pPr>
+        <w:pStyle w:val="4"/>
+      </w:pPr>
+      <w:r>
+        <w:t>C1. Signing In to the Registration Dashboard</w:t>
+      </w:r>
+    </w:p>
+    <w:p>
+      <w:pPr/>
+      <w:r>
+        <w:rPr>
+          <w:b/>
+        </w:rPr>
+        <w:t xml:space="preserve">Why it matters: </w:t>
+      </w:r>
+      <w:r>
+        <w:t>This tool holds sensitive business, legal, and banking information for every contractor on the platform, so it needs its own secure, staff-only entry point.</w:t>
+      </w:r>
+    </w:p>
+    <w:p>
+      <w:pPr/>
+      <w:r>
+        <w:rPr>
+          <w:b/>
+        </w:rPr>
+        <w:t>Step by step:</w:t>
+      </w:r>
+    </w:p>
+    <w:p>
+      <w:pPr>
+        <w:pStyle w:val="29"/>
+      </w:pPr>
+      <w:r>
+        <w:t>Go to https://app.fieldloopai.com and sign in with the Admin username and password from the table above.</w:t>
+      </w:r>
+    </w:p>
+    <w:p>
+      <w:pPr>
+        <w:pStyle w:val="29"/>
+      </w:pPr>
+      <w:r>
+        <w:t>Since Admin lands on the Platform Overview screen by default, click Registration Dashboard in the header to switch into this tool.</w:t>
+      </w:r>
+    </w:p>
+    <w:p>
+      <w:pPr>
+        <w:pStyle w:val="24"/>
+      </w:pPr>
+      <w:r>
+        <w:t>You land on the Registration Dashboard, with two tabs available: New Registration and Existing Contractors.</w:t>
+      </w:r>
+    </w:p>
+    <w:p>
+      <w:pPr>
+        <w:pStyle w:val="4"/>
+      </w:pPr>
+      <w:r>
+        <w:t>C2. Starting a New Contractor's Registration</w:t>
+      </w:r>
+    </w:p>
+    <w:p>
+      <w:pPr/>
+      <w:r>
+        <w:rPr>
+          <w:b/>
+        </w:rPr>
+        <w:t xml:space="preserve">Why it matters: </w:t>
+      </w:r>
+      <w:r>
+        <w:t>This is the very first step in turning a prospective contracting business into a paying FieldLoop customer.</w:t>
+      </w:r>
+    </w:p>
+    <w:p>
+      <w:pPr/>
+      <w:r>
+        <w:rPr>
+          <w:b/>
+        </w:rPr>
+        <w:t>Step by step:</w:t>
+      </w:r>
+    </w:p>
+    <w:p>
+      <w:pPr>
+        <w:pStyle w:val="29"/>
+      </w:pPr>
+      <w:r>
+        <w:t>On the New Registration tab, enter a Legal Business Name and an EIN / Tax ID — try typing the EIN as 9 plain digits and watch it format itself as you type.</w:t>
+      </w:r>
+    </w:p>
+    <w:p>
+      <w:pPr>
+        <w:pStyle w:val="29"/>
+      </w:pPr>
+      <w:r>
+        <w:t>Click Create Contractor &amp; Continue.</w:t>
+      </w:r>
+    </w:p>
+    <w:p>
+      <w:pPr>
+        <w:pStyle w:val="24"/>
+      </w:pPr>
+      <w:r>
+        <w:t>A new contractor record is created, and you're taken straight into a step-by-step onboarding wizard.</w:t>
+      </w:r>
+    </w:p>
+    <w:p>
+      <w:pPr>
+        <w:pStyle w:val="24"/>
+      </w:pPr>
+      <w:r>
+        <w:t>Trying to continue with either field left blank is blocked with a clear error message.</w:t>
+      </w:r>
+    </w:p>
+    <w:p>
+      <w:pPr>
+        <w:pStyle w:val="24"/>
+      </w:pPr>
+      <w:r>
+        <w:t>The EIN field automatically inserts the dash (e.g. typing 123456789 shows as 12-3456789).</w:t>
+      </w:r>
+    </w:p>
+    <w:p>
+      <w:pPr>
+        <w:pStyle w:val="4"/>
+      </w:pPr>
+      <w:r>
+        <w:t>C3. Business Profile &amp; Owner Verification</w:t>
+      </w:r>
+    </w:p>
+    <w:p>
+      <w:pPr/>
+      <w:r>
+        <w:rPr>
+          <w:b/>
+        </w:rPr>
+        <w:t xml:space="preserve">Why it matters: </w:t>
+      </w:r>
+      <w:r>
+        <w:t>FieldLoop needs to know exactly who it's doing business with — both the company and the real person behind it — the same “know your customer” check any legitimate financial platform performs.</w:t>
+      </w:r>
+    </w:p>
+    <w:p>
+      <w:pPr/>
+      <w:r>
+        <w:rPr>
+          <w:b/>
+        </w:rPr>
+        <w:t>Step by step:</w:t>
+      </w:r>
+    </w:p>
+    <w:p>
+      <w:pPr>
+        <w:pStyle w:val="29"/>
+      </w:pPr>
+      <w:r>
+        <w:t>Fill in the business's trade name, structure, phone, email, and address (including picking the state from the dropdown), then save and continue.</w:t>
+      </w:r>
+    </w:p>
+    <w:p>
+      <w:pPr>
+        <w:pStyle w:val="29"/>
+      </w:pPr>
+      <w:r>
+        <w:t>Fill in the owner's name, date of birth, last 4 of their SSN, and contact details, then save and continue.</w:t>
+      </w:r>
+    </w:p>
+    <w:p>
+      <w:pPr>
+        <w:pStyle w:val="24"/>
+      </w:pPr>
+      <w:r>
+        <w:t>Sensitive personal details (date of birth, SSN, home address) save correctly and, once saved, are shown masked with a Reveal option.</w:t>
+      </w:r>
+    </w:p>
+    <w:p>
+      <w:pPr>
+        <w:pStyle w:val="24"/>
+      </w:pPr>
+      <w:r>
+        <w:t>Phone number fields format themselves as you type (e.g. (555) 123-4567) and stop accepting digits once a full number is entered.</w:t>
+      </w:r>
+    </w:p>
+    <w:p>
+      <w:pPr>
+        <w:pStyle w:val="24"/>
+      </w:pPr>
+      <w:r>
+        <w:t>State is a dropdown of real states, not a free-text box.</w:t>
+      </w:r>
+    </w:p>
+    <w:p>
+      <w:pPr>
+        <w:pStyle w:val="24"/>
+      </w:pPr>
+      <w:r>
+        <w:t>Leaving a required field blank and clicking Save &amp; Continue automatically scrolls you to and highlights the first thing that needs fixing.</w:t>
+      </w:r>
+    </w:p>
+    <w:p>
+      <w:pPr>
+        <w:pStyle w:val="24"/>
+      </w:pPr>
+      <w:r>
+        <w:t>Navigate away to another step and back (or click Back) — everything you entered is still there.</w:t>
+      </w:r>
+    </w:p>
+    <w:p>
+      <w:pPr>
+        <w:pStyle w:val="4"/>
+      </w:pPr>
+      <w:r>
+        <w:t>C4. Key Contacts</w:t>
+      </w:r>
+    </w:p>
+    <w:p>
+      <w:pPr/>
+      <w:r>
+        <w:rPr>
+          <w:b/>
+        </w:rPr>
+        <w:t xml:space="preserve">Why it matters: </w:t>
+      </w:r>
+      <w:r>
+        <w:t>A business may need more than one point of contact on file — for example, a day-to-day contact and a separate emergency contact.</w:t>
+      </w:r>
+    </w:p>
+    <w:p>
+      <w:pPr/>
+      <w:r>
+        <w:rPr>
+          <w:b/>
+        </w:rPr>
+        <w:t>Step by step:</w:t>
+      </w:r>
+    </w:p>
+    <w:p>
+      <w:pPr>
+        <w:pStyle w:val="29"/>
+      </w:pPr>
+      <w:r>
+        <w:t>Fill in the first contact's details.</w:t>
+      </w:r>
+    </w:p>
+    <w:p>
+      <w:pPr>
+        <w:pStyle w:val="29"/>
+      </w:pPr>
+      <w:r>
+        <w:t>Click Add Contact to add a second one.</w:t>
+      </w:r>
+    </w:p>
+    <w:p>
+      <w:pPr>
+        <w:pStyle w:val="29"/>
+      </w:pPr>
+      <w:r>
+        <w:t>Try deleting contacts down to just one, then try deleting that last one.</w:t>
+      </w:r>
+    </w:p>
+    <w:p>
+      <w:pPr>
+        <w:pStyle w:val="24"/>
+      </w:pPr>
+      <w:r>
+        <w:t>You can add more than one contact.</w:t>
+      </w:r>
+    </w:p>
+    <w:p>
+      <w:pPr>
+        <w:pStyle w:val="24"/>
+      </w:pPr>
+      <w:r>
+        <w:t>FieldLoop won't let you remove the very last contact.</w:t>
+      </w:r>
+    </w:p>
+    <w:p>
+      <w:pPr>
+        <w:pStyle w:val="24"/>
+      </w:pPr>
+      <w:r>
+        <w:t>Each contact's phone fields format themselves as you type, same as the business phone fields.</w:t>
+      </w:r>
+    </w:p>
+    <w:p>
+      <w:pPr>
+        <w:pStyle w:val="4"/>
+      </w:pPr>
+      <w:r>
+        <w:t>C5. Compliance &amp; Licensing</w:t>
+      </w:r>
+    </w:p>
+    <w:p>
+      <w:pPr/>
+      <w:r>
+        <w:rPr>
+          <w:b/>
+        </w:rPr>
+        <w:t xml:space="preserve">Why it matters: </w:t>
+      </w:r>
+      <w:r>
+        <w:t>Verifying a contractor's real license, insurance, and legal paperwork protects customers, FieldLoop, and the contractor itself from the risk of unlicensed or uninsured work.</w:t>
+      </w:r>
+    </w:p>
+    <w:p>
+      <w:pPr/>
+      <w:r>
+        <w:rPr>
+          <w:b/>
+        </w:rPr>
+        <w:t>Step by step:</w:t>
+      </w:r>
+    </w:p>
+    <w:p>
+      <w:pPr>
+        <w:pStyle w:val="29"/>
+      </w:pPr>
+      <w:r>
+        <w:t>Fill in the state license (picking the license state from the dropdown), general liability insurance, workers' comp, and W-9 sections.</w:t>
+      </w:r>
+    </w:p>
+    <w:p>
+      <w:pPr>
+        <w:pStyle w:val="29"/>
+      </w:pPr>
+      <w:r>
+        <w:t>Add an extra trade license using the text box and Add License button.</w:t>
+      </w:r>
+    </w:p>
+    <w:p>
+      <w:pPr>
+        <w:pStyle w:val="24"/>
+      </w:pPr>
+      <w:r>
+        <w:t>The extra license appears as its own removable tag.</w:t>
+      </w:r>
+    </w:p>
+    <w:p>
+      <w:pPr>
+        <w:pStyle w:val="24"/>
+      </w:pPr>
+      <w:r>
+        <w:t>License State is a dropdown of real states, same as the address state fields on the previous step.</w:t>
+      </w:r>
+    </w:p>
+    <w:p>
+      <w:pPr>
+        <w:pStyle w:val="4"/>
+      </w:pPr>
+      <w:r>
+        <w:t>C6. Operations &amp; Workforce</w:t>
+      </w:r>
+    </w:p>
+    <w:p>
+      <w:pPr/>
+      <w:r>
+        <w:rPr>
+          <w:b/>
+        </w:rPr>
+        <w:t xml:space="preserve">Why it matters: </w:t>
+      </w:r>
+      <w:r>
+        <w:t>Knowing a contractor's trade, coverage area, hours, and crew size upfront helps FieldLoop understand who's actually using the platform and plan support accordingly.</w:t>
+      </w:r>
+    </w:p>
+    <w:p>
+      <w:pPr/>
+      <w:r>
+        <w:rPr>
+          <w:b/>
+        </w:rPr>
+        <w:t>Step by step:</w:t>
+      </w:r>
+    </w:p>
+    <w:p>
+      <w:pPr>
+        <w:pStyle w:val="29"/>
+      </w:pPr>
+      <w:r>
+        <w:t>Fill in the primary trade and at least one service offered.</w:t>
+      </w:r>
+    </w:p>
+    <w:p>
+      <w:pPr>
+        <w:pStyle w:val="29"/>
+      </w:pPr>
+      <w:r>
+        <w:t>For Business Hours (Weekday), choose Open and set an opening and closing time; for Saturday Hours, try By Appointment Only instead.</w:t>
+      </w:r>
+    </w:p>
+    <w:p>
+      <w:pPr>
+        <w:pStyle w:val="29"/>
+      </w:pPr>
+      <w:r>
+        <w:t>Pick a Time Zone from the dropdown, then fill in the technician/vehicle counts.</w:t>
+      </w:r>
+    </w:p>
+    <w:p>
+      <w:pPr>
+        <w:pStyle w:val="24"/>
+      </w:pPr>
+      <w:r>
+        <w:t>Everything saves and the wizard advances to the next step.</w:t>
+      </w:r>
+    </w:p>
+    <w:p>
+      <w:pPr>
+        <w:pStyle w:val="24"/>
+      </w:pPr>
+      <w:r>
+        <w:t>Choosing Open for either day reveals real time pickers — setting a closing time earlier than the opening time is blocked with a clear message.</w:t>
+      </w:r>
+    </w:p>
+    <w:p>
+      <w:pPr>
+        <w:pStyle w:val="24"/>
+      </w:pPr>
+      <w:r>
+        <w:t>Time Zone is a dropdown of real US time zones, not free text.</w:t>
+      </w:r>
+    </w:p>
+    <w:p>
+      <w:pPr>
+        <w:pStyle w:val="4"/>
+      </w:pPr>
+      <w:r>
+        <w:t>C7. Banking &amp; Payouts</w:t>
+      </w:r>
+    </w:p>
+    <w:p>
+      <w:pPr/>
+      <w:r>
+        <w:rPr>
+          <w:b/>
+        </w:rPr>
+        <w:t xml:space="preserve">Why it matters: </w:t>
+      </w:r>
+      <w:r>
+        <w:t>This is how a contractor actually gets paid through FieldLoop — getting it right, and keeping it secure, is essential to earning their trust.</w:t>
+      </w:r>
+    </w:p>
+    <w:p>
+      <w:pPr/>
+      <w:r>
+        <w:rPr>
+          <w:b/>
+        </w:rPr>
+        <w:t>Step by step:</w:t>
+      </w:r>
+    </w:p>
+    <w:p>
+      <w:pPr>
+        <w:pStyle w:val="29"/>
+      </w:pPr>
+      <w:r>
+        <w:t>Fill in the bank name, account type, routing number, and account number.</w:t>
+      </w:r>
+    </w:p>
+    <w:p>
+      <w:pPr>
+        <w:pStyle w:val="29"/>
+      </w:pPr>
+      <w:r>
+        <w:t>Click Reveal next to the routing/account numbers to confirm what you entered, then Hide again.</w:t>
+      </w:r>
+    </w:p>
+    <w:p>
+      <w:pPr>
+        <w:pStyle w:val="24"/>
+      </w:pPr>
+      <w:r>
+        <w:t>Banking numbers are masked by default with a working Reveal option.</w:t>
+      </w:r>
+    </w:p>
+    <w:p>
+      <w:pPr>
+        <w:pStyle w:val="4"/>
+      </w:pPr>
+      <w:r>
+        <w:t>C8. Activating the Contractor</w:t>
+      </w:r>
+    </w:p>
+    <w:p>
+      <w:pPr/>
+      <w:r>
+        <w:rPr>
+          <w:b/>
+        </w:rPr>
+        <w:t xml:space="preserve">Why it matters: </w:t>
+      </w:r>
+      <w:r>
+        <w:t>This is the finish line of onboarding — turning a filled-out application into a live, fully active customer on the platform.</w:t>
+      </w:r>
+    </w:p>
+    <w:p>
+      <w:pPr/>
+      <w:r>
+        <w:rPr>
+          <w:b/>
+        </w:rPr>
+        <w:t>Step by step:</w:t>
+      </w:r>
+    </w:p>
+    <w:p>
+      <w:pPr>
+        <w:pStyle w:val="29"/>
+      </w:pPr>
+      <w:r>
+        <w:t>Review the final internal settings step (the contractor's ID and onboarding date are filled in automatically).</w:t>
+      </w:r>
+    </w:p>
+    <w:p>
+      <w:pPr>
+        <w:pStyle w:val="29"/>
+      </w:pPr>
+      <w:r>
+        <w:t>Click Save &amp; Activate Contractor.</w:t>
+      </w:r>
+    </w:p>
+    <w:p>
+      <w:pPr>
+        <w:pStyle w:val="24"/>
+      </w:pPr>
+      <w:r>
+        <w:t>If anything required from an earlier step is missing, you're shown exactly what's missing with a link that jumps straight to it.</w:t>
+      </w:r>
+    </w:p>
+    <w:p>
+      <w:pPr>
+        <w:pStyle w:val="24"/>
+      </w:pPr>
+      <w:r>
+        <w:t>Once activated, a confirmation screen appears.</w:t>
+      </w:r>
+    </w:p>
+    <w:p>
+      <w:pPr>
+        <w:pStyle w:val="4"/>
+      </w:pPr>
+      <w:r>
+        <w:t>C9. Creating the Contractor's Portal Login</w:t>
+      </w:r>
+    </w:p>
+    <w:p>
+      <w:pPr/>
+      <w:r>
+        <w:rPr>
+          <w:b/>
+        </w:rPr>
+        <w:t xml:space="preserve">Why it matters: </w:t>
+      </w:r>
+      <w:r>
+        <w:t>The moment a contractor is activated, they need their own username and password to actually start using the Contractor Dashboard (Part B).</w:t>
+      </w:r>
+    </w:p>
+    <w:p>
+      <w:pPr/>
+      <w:r>
+        <w:rPr>
+          <w:b/>
+        </w:rPr>
+        <w:t>Step by step:</w:t>
+      </w:r>
+    </w:p>
+    <w:p>
+      <w:pPr>
+        <w:pStyle w:val="29"/>
+      </w:pPr>
+      <w:r>
+        <w:t>On the confirmation screen, enter a login email and a password meeting the rules shown, in both the Password and Confirm Password fields.</w:t>
+      </w:r>
+    </w:p>
+    <w:p>
+      <w:pPr>
+        <w:pStyle w:val="29"/>
+      </w:pPr>
+      <w:r>
+        <w:t>Click Save Credentials &amp; Finish.</w:t>
+      </w:r>
+    </w:p>
+    <w:p>
+      <w:pPr>
+        <w:pStyle w:val="24"/>
+      </w:pPr>
+      <w:r>
+        <w:t>Mismatched passwords are caught with a clear message before you can continue.</w:t>
+      </w:r>
+    </w:p>
+    <w:p>
+      <w:pPr>
+        <w:pStyle w:val="24"/>
+      </w:pPr>
+      <w:r>
+        <w:t>A summary screen shows the new login, and you can copy it to use later.</w:t>
+      </w:r>
+    </w:p>
+    <w:p>
+      <w:pPr>
+        <w:pStyle w:val="4"/>
+      </w:pPr>
+      <w:r>
+        <w:t>C10. Finding an Existing Contractor</w:t>
+      </w:r>
+    </w:p>
+    <w:p>
+      <w:pPr/>
+      <w:r>
+        <w:rPr>
+          <w:b/>
+        </w:rPr>
+        <w:t xml:space="preserve">Why it matters: </w:t>
+      </w:r>
+      <w:r>
+        <w:t>Staff need to look up and revisit any contractor's file at any time — for support, a follow-up, or an update — not just at signup.</w:t>
+      </w:r>
+    </w:p>
+    <w:p>
+      <w:pPr/>
+      <w:r>
+        <w:rPr>
+          <w:b/>
+        </w:rPr>
+        <w:t>Step by step:</w:t>
+      </w:r>
+    </w:p>
+    <w:p>
+      <w:pPr>
+        <w:pStyle w:val="29"/>
+      </w:pPr>
+      <w:r>
+        <w:t>Click the Existing Contractors tab.</w:t>
+      </w:r>
+    </w:p>
+    <w:p>
+      <w:pPr>
+        <w:pStyle w:val="29"/>
+      </w:pPr>
+      <w:r>
+        <w:t>Search by the business name you just registered, or paste in its ID.</w:t>
+      </w:r>
+    </w:p>
+    <w:p>
+      <w:pPr>
+        <w:pStyle w:val="24"/>
+      </w:pPr>
+      <w:r>
+        <w:t>The correct contractor loads back in, exactly where you left off.</w:t>
+      </w:r>
+    </w:p>
+    <w:p>
+      <w:pPr>
+        <w:pStyle w:val="4"/>
+      </w:pPr>
+      <w:r>
+        <w:t>C11. Canceling an Unfinished Registration</w:t>
+      </w:r>
+    </w:p>
+    <w:p>
+      <w:pPr/>
+      <w:r>
+        <w:rPr>
+          <w:b/>
+        </w:rPr>
+        <w:t xml:space="preserve">Why it matters: </w:t>
+      </w:r>
+      <w:r>
+        <w:t>A registration sometimes gets started and abandoned. Leaving that half-finished record sitting in the system forever isn't good practice, so there's a real way to remove it.</w:t>
+      </w:r>
+    </w:p>
+    <w:p>
+      <w:pPr/>
+      <w:r>
+        <w:rPr>
+          <w:b/>
+        </w:rPr>
+        <w:t>Step by step:</w:t>
+      </w:r>
+    </w:p>
+    <w:p>
+      <w:pPr>
+        <w:pStyle w:val="29"/>
+      </w:pPr>
+      <w:r>
+        <w:t>Start a new registration (or open one you don't need) and confirm it hasn't been activated yet.</w:t>
+      </w:r>
+    </w:p>
+    <w:p>
+      <w:pPr>
+        <w:pStyle w:val="29"/>
+      </w:pPr>
+      <w:r>
+        <w:t>Click the red Cancel Registration button, visible in the header on every step of the wizard.</w:t>
+      </w:r>
+    </w:p>
+    <w:p>
+      <w:pPr>
+        <w:pStyle w:val="29"/>
+      </w:pPr>
+      <w:r>
+        <w:t>Confirm the warning prompt.</w:t>
+      </w:r>
+    </w:p>
+    <w:p>
+      <w:pPr>
+        <w:pStyle w:val="24"/>
+      </w:pPr>
+      <w:r>
+        <w:t>The button reads Cancel Registration for a not-yet-activated contractor — a less alarming action than terminating a live one.</w:t>
+      </w:r>
+    </w:p>
+    <w:p>
+      <w:pPr>
+        <w:pStyle w:val="24"/>
+      </w:pPr>
+      <w:r>
+        <w:t>After confirming, the record is gone — searching for it under Existing Contractors no longer finds it.</w:t>
+      </w:r>
+    </w:p>
+    <w:p>
+      <w:pPr>
+        <w:pStyle w:val="24"/>
+      </w:pPr>
+      <w:r>
+        <w:t>Once you've activated a contractor (C8), the same button changes to Terminate Contractor instead — that one keeps the record and its history rather than deleting it.</w:t>
+      </w:r>
+    </w:p>
+    <w:p>
+      <w:pPr>
+        <w:pStyle w:val="4"/>
+      </w:pPr>
+      <w:r>
+        <w:t>C12. Signing Out</w:t>
+      </w:r>
+    </w:p>
+    <w:p>
+      <w:pPr/>
+      <w:r>
+        <w:rPr>
+          <w:b/>
+        </w:rPr>
+        <w:t>Step by step:</w:t>
+      </w:r>
+    </w:p>
+    <w:p>
+      <w:pPr>
+        <w:pStyle w:val="29"/>
+      </w:pPr>
+      <w:r>
+        <w:t>Click Sign out.</w:t>
+      </w:r>
+    </w:p>
+    <w:p>
+      <w:pPr>
+        <w:pStyle w:val="24"/>
+      </w:pPr>
+      <w:r>
+        <w:t>You land back on the sign-in page.</w:t>
+      </w:r>
+    </w:p>
     <w:sectPr>
       <w:pgSz w:w="12240" w:h="15840"/>
       <w:pgMar w:top="1440" w:right="1800" w:bottom="1440" w:left="1800" w:header="720" w:footer="720" w:gutter="0"/>
